--- a/src/main/resources/templates/GiaiNgan/hop-dong-tin-dung-cu-the_K.docx
+++ b/src/main/resources/templates/GiaiNgan/hop-dong-tin-dung-cu-the_K.docx
@@ -62,7 +62,7 @@
                 <w:noProof/>
               </w:rPr>
               <w:drawing>
-                <wp:anchor distT="0" distB="0" distL="114300" distR="114300" simplePos="0" relativeHeight="251658240" behindDoc="0" locked="0" layoutInCell="1" allowOverlap="1" wp14:anchorId="0CFF7A80" wp14:editId="0B6105AF">
+                <wp:anchor distT="0" distB="0" distL="114300" distR="114300" simplePos="0" relativeHeight="251658240" behindDoc="0" locked="0" layoutInCell="1" allowOverlap="1" wp14:anchorId="0CFF7A80" wp14:editId="55E5CA9D">
                   <wp:simplePos x="0" y="0"/>
                   <wp:positionH relativeFrom="column">
                     <wp:posOffset>0</wp:posOffset>
@@ -350,6 +350,16 @@
               </w:rPr>
               <w:t xml:space="preserve"> </w:t>
             </w:r>
+            <w:r>
+              <w:rPr>
+                <w:rFonts w:eastAsia="Calibri"/>
+                <w:b/>
+                <w:noProof/>
+                <w:color w:val="6373BA"/>
+                <w:szCs w:val="28"/>
+              </w:rPr>
+              <w:t>{{HDTDCT}}</w:t>
+            </w:r>
           </w:p>
           <w:p>
             <w:pPr>
@@ -782,36 +792,16 @@
           <w:szCs w:val="26"/>
           <w:lang w:val="fr-FR"/>
         </w:rPr>
-        <w:t xml:space="preserve">Địa </w:t>
-      </w:r>
-      <w:proofErr w:type="gramStart"/>
+        <w:t>Địa chỉ</w:t>
+      </w:r>
       <w:r>
         <w:rPr>
           <w:spacing w:val="-6"/>
           <w:sz w:val="26"/>
           <w:szCs w:val="26"/>
-          <w:lang w:val="fr-FR"/>
-        </w:rPr>
-        <w:t>chỉ</w:t>
-      </w:r>
-      <w:r>
-        <w:rPr>
-          <w:spacing w:val="-6"/>
-          <w:sz w:val="26"/>
-          <w:szCs w:val="26"/>
           <w:lang w:val="x-none"/>
         </w:rPr>
-        <w:t>:</w:t>
-      </w:r>
-      <w:proofErr w:type="gramEnd"/>
-      <w:r>
-        <w:rPr>
-          <w:spacing w:val="-6"/>
-          <w:sz w:val="26"/>
-          <w:szCs w:val="26"/>
-          <w:lang w:val="x-none"/>
-        </w:rPr>
-        <w:t xml:space="preserve"> </w:t>
+        <w:t xml:space="preserve">: </w:t>
       </w:r>
       <w:r>
         <w:rPr>
@@ -894,7 +884,6 @@
         </w:rPr>
         <w:t xml:space="preserve"> : </w:t>
       </w:r>
-      <w:proofErr w:type="gramStart"/>
       <w:r>
         <w:rPr>
           <w:rFonts w:eastAsia="Calibri"/>
@@ -920,17 +909,7 @@
           <w:szCs w:val="26"/>
           <w:lang w:val="fr-FR"/>
         </w:rPr>
-        <w:t>66668  Fax</w:t>
-      </w:r>
-      <w:proofErr w:type="gramEnd"/>
-      <w:r>
-        <w:rPr>
-          <w:rFonts w:eastAsia="Calibri"/>
-          <w:sz w:val="26"/>
-          <w:szCs w:val="26"/>
-          <w:lang w:val="fr-FR"/>
-        </w:rPr>
-        <w:t>: 0277.3878778</w:t>
+        <w:t>66668  Fax: 0277.3878778</w:t>
       </w:r>
     </w:p>
     <w:p>
@@ -951,28 +930,26 @@
           <w:szCs w:val="26"/>
           <w:lang w:val="fr-FR"/>
         </w:rPr>
-        <w:t xml:space="preserve">Người đại </w:t>
-      </w:r>
-      <w:proofErr w:type="gramStart"/>
+        <w:t>Người đại diện</w:t>
+      </w:r>
       <w:r>
         <w:rPr>
           <w:color w:val="0000CC"/>
           <w:sz w:val="26"/>
           <w:szCs w:val="26"/>
-          <w:lang w:val="fr-FR"/>
-        </w:rPr>
-        <w:t>diện</w:t>
+          <w:lang w:val="x-none"/>
+        </w:rPr>
+        <w:t>:</w:t>
       </w:r>
       <w:r>
         <w:rPr>
           <w:color w:val="0000CC"/>
           <w:sz w:val="26"/>
           <w:szCs w:val="26"/>
-          <w:lang w:val="x-none"/>
-        </w:rPr>
-        <w:t>:</w:t>
-      </w:r>
-      <w:proofErr w:type="gramEnd"/>
+          <w:lang w:val="fr-FR"/>
+        </w:rPr>
+        <w:t xml:space="preserve"> </w:t>
+      </w:r>
       <w:r>
         <w:rPr>
           <w:color w:val="0000CC"/>
@@ -980,7 +957,7 @@
           <w:szCs w:val="26"/>
           <w:lang w:val="fr-FR"/>
         </w:rPr>
-        <w:t xml:space="preserve"> </w:t>
+        <w:t>Phạm Bích Kiều</w:t>
       </w:r>
       <w:r>
         <w:rPr>
@@ -989,36 +966,7 @@
           <w:szCs w:val="26"/>
           <w:lang w:val="fr-FR"/>
         </w:rPr>
-        <w:t>Phạm Bích Kiều</w:t>
-      </w:r>
-      <w:r>
-        <w:rPr>
-          <w:color w:val="0000CC"/>
-          <w:sz w:val="26"/>
-          <w:szCs w:val="26"/>
-          <w:lang w:val="fr-FR"/>
-        </w:rPr>
-        <w:t xml:space="preserve">, chức </w:t>
-      </w:r>
-      <w:proofErr w:type="gramStart"/>
-      <w:r>
-        <w:rPr>
-          <w:color w:val="0000CC"/>
-          <w:sz w:val="26"/>
-          <w:szCs w:val="26"/>
-          <w:lang w:val="fr-FR"/>
-        </w:rPr>
-        <w:t>vụ:</w:t>
-      </w:r>
-      <w:proofErr w:type="gramEnd"/>
-      <w:r>
-        <w:rPr>
-          <w:color w:val="0000CC"/>
-          <w:sz w:val="26"/>
-          <w:szCs w:val="26"/>
-          <w:lang w:val="fr-FR"/>
-        </w:rPr>
-        <w:t xml:space="preserve"> Phó giám đốc.</w:t>
+        <w:t>, chức vụ: Phó giám đốc.</w:t>
       </w:r>
     </w:p>
     <w:p>
@@ -1040,28 +988,17 @@
           <w:szCs w:val="26"/>
           <w:lang w:val="fr-FR"/>
         </w:rPr>
-        <w:t xml:space="preserve">Theo văn bản ủy quyền </w:t>
-      </w:r>
-      <w:proofErr w:type="gramStart"/>
+        <w:t>Theo văn bản ủy quyền số</w:t>
+      </w:r>
       <w:r>
         <w:rPr>
           <w:color w:val="0000CC"/>
           <w:sz w:val="26"/>
           <w:szCs w:val="26"/>
-          <w:lang w:val="fr-FR"/>
-        </w:rPr>
-        <w:t>số</w:t>
-      </w:r>
-      <w:r>
-        <w:rPr>
-          <w:color w:val="0000CC"/>
-          <w:sz w:val="26"/>
-          <w:szCs w:val="26"/>
           <w:lang w:val="x-none"/>
         </w:rPr>
         <w:t>:</w:t>
       </w:r>
-      <w:proofErr w:type="gramEnd"/>
       <w:r>
         <w:rPr>
           <w:color w:val="0000CC"/>
@@ -1328,18 +1265,8 @@
           <w:szCs w:val="26"/>
           <w:lang w:val="fr-FR"/>
         </w:rPr>
-        <w:t xml:space="preserve">ề nghị Ngân hàng cho Công ty vay số tiền </w:t>
-      </w:r>
-      <w:proofErr w:type="gramStart"/>
-      <w:r>
-        <w:rPr>
-          <w:sz w:val="26"/>
-          <w:szCs w:val="26"/>
-          <w:lang w:val="fr-FR"/>
-        </w:rPr>
-        <w:t>là:</w:t>
-      </w:r>
-      <w:proofErr w:type="gramEnd"/>
+        <w:t>ề nghị Ngân hàng cho Công ty vay số tiền là:</w:t>
+      </w:r>
       <w:r>
         <w:rPr>
           <w:b/>
@@ -1623,18 +1550,7 @@
           <w:szCs w:val="26"/>
           <w:lang w:val="fr-FR"/>
         </w:rPr>
-        <w:t xml:space="preserve">              </w:t>
-      </w:r>
-      <w:proofErr w:type="gramStart"/>
-      <w:r>
-        <w:rPr>
-          <w:bCs/>
-          <w:color w:val="FF0000"/>
-          <w:sz w:val="26"/>
-          <w:szCs w:val="26"/>
-          <w:lang w:val="fr-FR"/>
-        </w:rPr>
-        <w:t xml:space="preserve">   </w:t>
+        <w:t xml:space="preserve">                 </w:t>
       </w:r>
       <w:r>
         <w:rPr>
@@ -1645,31 +1561,27 @@
           <w:szCs w:val="26"/>
           <w:lang w:val="fr-FR"/>
         </w:rPr>
-        <w:t>{</w:t>
-      </w:r>
-      <w:proofErr w:type="gramEnd"/>
-      <w:r>
-        <w:rPr>
-          <w:b/>
+        <w:t>{{TONG }}</w:t>
+      </w:r>
+      <w:r>
+        <w:rPr>
           <w:bCs/>
           <w:color w:val="6373BA"/>
           <w:sz w:val="26"/>
           <w:szCs w:val="26"/>
           <w:lang w:val="fr-FR"/>
         </w:rPr>
-        <w:t>{</w:t>
-      </w:r>
-      <w:proofErr w:type="gramStart"/>
-      <w:r>
-        <w:rPr>
-          <w:b/>
+        <w:t>VND</w:t>
+      </w:r>
+      <w:r>
+        <w:rPr>
           <w:bCs/>
           <w:color w:val="6373BA"/>
           <w:sz w:val="26"/>
           <w:szCs w:val="26"/>
           <w:lang w:val="fr-FR"/>
         </w:rPr>
-        <w:t>TONG }}</w:t>
+        <w:t xml:space="preserve"> </w:t>
       </w:r>
       <w:r>
         <w:rPr>
@@ -1679,9 +1591,8 @@
           <w:szCs w:val="26"/>
           <w:lang w:val="fr-FR"/>
         </w:rPr>
-        <w:t>VND</w:t>
-      </w:r>
-      <w:proofErr w:type="gramEnd"/>
+        <w:t>(Bằng chữ</w:t>
+      </w:r>
       <w:r>
         <w:rPr>
           <w:bCs/>
@@ -1690,52 +1601,8 @@
           <w:szCs w:val="26"/>
           <w:lang w:val="fr-FR"/>
         </w:rPr>
-        <w:t xml:space="preserve"> </w:t>
-      </w:r>
-      <w:r>
-        <w:rPr>
-          <w:bCs/>
-          <w:color w:val="6373BA"/>
-          <w:sz w:val="26"/>
-          <w:szCs w:val="26"/>
-          <w:lang w:val="fr-FR"/>
-        </w:rPr>
-        <w:t>(Bằng chữ</w:t>
-      </w:r>
-      <w:proofErr w:type="gramStart"/>
-      <w:r>
-        <w:rPr>
-          <w:bCs/>
-          <w:color w:val="6373BA"/>
-          <w:sz w:val="26"/>
-          <w:szCs w:val="26"/>
-          <w:lang w:val="fr-FR"/>
-        </w:rPr>
-        <w:t> :{</w:t>
-      </w:r>
-      <w:proofErr w:type="gramEnd"/>
-      <w:r>
-        <w:rPr>
-          <w:bCs/>
-          <w:color w:val="6373BA"/>
-          <w:sz w:val="26"/>
-          <w:szCs w:val="26"/>
-          <w:lang w:val="fr-FR"/>
-        </w:rPr>
-        <w:t>{TONG_TEXT}</w:t>
-      </w:r>
-      <w:proofErr w:type="gramStart"/>
-      <w:r>
-        <w:rPr>
-          <w:bCs/>
-          <w:color w:val="6373BA"/>
-          <w:sz w:val="26"/>
-          <w:szCs w:val="26"/>
-          <w:lang w:val="fr-FR"/>
-        </w:rPr>
-        <w:t>} )</w:t>
-      </w:r>
-      <w:proofErr w:type="gramEnd"/>
+        <w:t> :{{TONG_TEXT}} )</w:t>
+      </w:r>
       <w:r>
         <w:rPr>
           <w:bCs/>
@@ -1806,6 +1673,12 @@
           <w:lang w:val="fr-FR"/>
         </w:rPr>
         <w:t>{{loan_term}}</w:t>
+      </w:r>
+      <w:r>
+        <w:rPr>
+          <w:sz w:val="24"/>
+        </w:rPr>
+        <w:t xml:space="preserve"> </w:t>
       </w:r>
       <w:r>
         <w:rPr>
@@ -2331,7 +2204,7 @@
                 <w:sz w:val="20"/>
                 <w:szCs w:val="20"/>
               </w:rPr>
-              <w:t>{{</w:t>
+              <w:t>{{guarantee_rate}}</w:t>
             </w:r>
             <w:r>
               <w:rPr>
@@ -2339,16 +2212,22 @@
                 <w:sz w:val="20"/>
                 <w:szCs w:val="20"/>
               </w:rPr>
-              <w:t>guarantee_rate</w:t>
+              <w:t>% giá trị</w:t>
             </w:r>
-            <w:proofErr w:type="gramStart"/>
             <w:r>
               <w:rPr>
                 <w:color w:val="6373BA"/>
                 <w:sz w:val="20"/>
                 <w:szCs w:val="20"/>
               </w:rPr>
-              <w:t>}}</w:t>
+              <w:t xml:space="preserve"> </w:t>
+            </w:r>
+            <w:r>
+              <w:rPr>
+                <w:sz w:val="20"/>
+                <w:szCs w:val="20"/>
+              </w:rPr>
+              <w:t>{{description}}</w:t>
             </w:r>
             <w:r>
               <w:rPr>
@@ -2356,16 +2235,29 @@
                 <w:sz w:val="20"/>
                 <w:szCs w:val="20"/>
               </w:rPr>
-              <w:t>%</w:t>
+              <w:t>, số khung:</w:t>
             </w:r>
-            <w:proofErr w:type="gramEnd"/>
+            <w:r>
+              <w:rPr>
+                <w:sz w:val="20"/>
+                <w:szCs w:val="20"/>
+              </w:rPr>
+              <w:t xml:space="preserve"> {{chassis}}</w:t>
+            </w:r>
             <w:r>
               <w:rPr>
                 <w:color w:val="6373BA"/>
                 <w:sz w:val="20"/>
                 <w:szCs w:val="20"/>
               </w:rPr>
-              <w:t xml:space="preserve"> giá trị</w:t>
+              <w:t>, số máy:</w:t>
+            </w:r>
+            <w:r>
+              <w:rPr>
+                <w:sz w:val="20"/>
+                <w:szCs w:val="20"/>
+              </w:rPr>
+              <w:t xml:space="preserve"> {{engine}} </w:t>
             </w:r>
             <w:r>
               <w:rPr>
@@ -2373,14 +2265,7 @@
                 <w:sz w:val="20"/>
                 <w:szCs w:val="20"/>
               </w:rPr>
-              <w:t xml:space="preserve"> </w:t>
-            </w:r>
-            <w:r>
-              <w:rPr>
-                <w:sz w:val="20"/>
-                <w:szCs w:val="20"/>
-              </w:rPr>
-              <w:t>{{description}}</w:t>
+              <w:t>theo bảo lãnh thanh toán số</w:t>
             </w:r>
             <w:r>
               <w:rPr>
@@ -2388,21 +2273,7 @@
                 <w:sz w:val="20"/>
                 <w:szCs w:val="20"/>
               </w:rPr>
-              <w:t>, số khung:</w:t>
-            </w:r>
-            <w:r>
-              <w:rPr>
-                <w:sz w:val="20"/>
-                <w:szCs w:val="20"/>
-              </w:rPr>
-              <w:t xml:space="preserve"> </w:t>
-            </w:r>
-            <w:r>
-              <w:rPr>
-                <w:sz w:val="20"/>
-                <w:szCs w:val="20"/>
-              </w:rPr>
-              <w:t>{{chassis}}</w:t>
+              <w:t>: {{TBL}}</w:t>
             </w:r>
             <w:r>
               <w:rPr>
@@ -2410,70 +2281,7 @@
                 <w:sz w:val="20"/>
                 <w:szCs w:val="20"/>
               </w:rPr>
-              <w:t>, số máy:</w:t>
-            </w:r>
-            <w:r>
-              <w:rPr>
-                <w:sz w:val="20"/>
-                <w:szCs w:val="20"/>
-              </w:rPr>
-              <w:t xml:space="preserve"> </w:t>
-            </w:r>
-            <w:r>
-              <w:rPr>
-                <w:sz w:val="20"/>
-                <w:szCs w:val="20"/>
-              </w:rPr>
-              <w:t>{{engine}}</w:t>
-            </w:r>
-            <w:r>
-              <w:rPr>
-                <w:sz w:val="20"/>
-                <w:szCs w:val="20"/>
-              </w:rPr>
-              <w:t xml:space="preserve"> </w:t>
-            </w:r>
-            <w:r>
-              <w:rPr>
-                <w:color w:val="6373BA"/>
-                <w:sz w:val="20"/>
-                <w:szCs w:val="20"/>
-              </w:rPr>
-              <w:t>theo bảo lãnh thanh toán số</w:t>
-            </w:r>
-            <w:r>
-              <w:rPr>
-                <w:color w:val="6373BA"/>
-                <w:sz w:val="20"/>
-                <w:szCs w:val="20"/>
-              </w:rPr>
-              <w:t>: {{TBL</w:t>
-            </w:r>
-            <w:proofErr w:type="gramStart"/>
-            <w:r>
-              <w:rPr>
-                <w:color w:val="6373BA"/>
-                <w:sz w:val="20"/>
-                <w:szCs w:val="20"/>
-              </w:rPr>
-              <w:t>}}</w:t>
-            </w:r>
-            <w:r>
-              <w:rPr>
-                <w:color w:val="6373BA"/>
-                <w:sz w:val="20"/>
-                <w:szCs w:val="20"/>
-              </w:rPr>
-              <w:t>(</w:t>
-            </w:r>
-            <w:proofErr w:type="gramEnd"/>
-            <w:r>
-              <w:rPr>
-                <w:color w:val="6373BA"/>
-                <w:sz w:val="20"/>
-                <w:szCs w:val="20"/>
-              </w:rPr>
-              <w:t>Ref</w:t>
+              <w:t>(Ref</w:t>
             </w:r>
             <w:r>
               <w:rPr>

--- a/src/main/resources/templates/GiaiNgan/hop-dong-tin-dung-cu-the_K.docx
+++ b/src/main/resources/templates/GiaiNgan/hop-dong-tin-dung-cu-the_K.docx
@@ -62,7 +62,7 @@
                 <w:noProof/>
               </w:rPr>
               <w:drawing>
-                <wp:anchor distT="0" distB="0" distL="114300" distR="114300" simplePos="0" relativeHeight="251658240" behindDoc="0" locked="0" layoutInCell="1" allowOverlap="1" wp14:anchorId="0CFF7A80" wp14:editId="55E5CA9D">
+                <wp:anchor distT="0" distB="0" distL="114300" distR="114300" simplePos="0" relativeHeight="251658240" behindDoc="0" locked="0" layoutInCell="1" allowOverlap="1" wp14:anchorId="0CFF7A80" wp14:editId="68E6F788">
                   <wp:simplePos x="0" y="0"/>
                   <wp:positionH relativeFrom="column">
                     <wp:posOffset>0</wp:posOffset>
@@ -326,6 +326,7 @@
               <w:jc w:val="center"/>
               <w:rPr>
                 <w:rFonts w:eastAsia="Calibri"/>
+                <w:b/>
                 <w:noProof/>
                 <w:color w:val="6373BA"/>
                 <w:szCs w:val="28"/>
@@ -358,7 +359,27 @@
                 <w:color w:val="6373BA"/>
                 <w:szCs w:val="28"/>
               </w:rPr>
-              <w:t>{{HDTDCT}}</w:t>
+              <w:t>{{</w:t>
+            </w:r>
+            <w:r>
+              <w:rPr>
+                <w:rFonts w:eastAsia="Calibri"/>
+                <w:b/>
+                <w:noProof/>
+                <w:color w:val="6373BA"/>
+                <w:szCs w:val="28"/>
+              </w:rPr>
+              <w:t>loanContractNumber</w:t>
+            </w:r>
+            <w:r>
+              <w:rPr>
+                <w:rFonts w:eastAsia="Calibri"/>
+                <w:b/>
+                <w:noProof/>
+                <w:color w:val="6373BA"/>
+                <w:szCs w:val="28"/>
+              </w:rPr>
+              <w:t>}}</w:t>
             </w:r>
           </w:p>
           <w:p>
@@ -1246,9 +1267,10 @@
         <w:ind w:firstLine="567"/>
         <w:jc w:val="both"/>
         <w:rPr>
-          <w:sz w:val="26"/>
-          <w:szCs w:val="26"/>
-          <w:lang w:val="fr-FR"/>
+          <w:bCs/>
+          <w:color w:val="6373BA"/>
+          <w:sz w:val="26"/>
+          <w:szCs w:val="26"/>
         </w:rPr>
       </w:pPr>
       <w:r>
@@ -1561,27 +1583,28 @@
           <w:szCs w:val="26"/>
           <w:lang w:val="fr-FR"/>
         </w:rPr>
-        <w:t>{{TONG }}</w:t>
-      </w:r>
-      <w:r>
-        <w:rPr>
+        <w:t>{{</w:t>
+      </w:r>
+      <w:r>
+        <w:rPr>
+          <w:b/>
           <w:bCs/>
           <w:color w:val="6373BA"/>
           <w:sz w:val="26"/>
           <w:szCs w:val="26"/>
-          <w:lang w:val="fr-FR"/>
-        </w:rPr>
-        <w:t>VND</w:t>
-      </w:r>
-      <w:r>
-        <w:rPr>
+        </w:rPr>
+        <w:t>disbursementAmount</w:t>
+      </w:r>
+      <w:r>
+        <w:rPr>
+          <w:b/>
           <w:bCs/>
           <w:color w:val="6373BA"/>
           <w:sz w:val="26"/>
           <w:szCs w:val="26"/>
           <w:lang w:val="fr-FR"/>
         </w:rPr>
-        <w:t xml:space="preserve"> </w:t>
+        <w:t>}}</w:t>
       </w:r>
       <w:r>
         <w:rPr>
@@ -1591,7 +1614,7 @@
           <w:szCs w:val="26"/>
           <w:lang w:val="fr-FR"/>
         </w:rPr>
-        <w:t>(Bằng chữ</w:t>
+        <w:t xml:space="preserve"> </w:t>
       </w:r>
       <w:r>
         <w:rPr>
@@ -1601,7 +1624,45 @@
           <w:szCs w:val="26"/>
           <w:lang w:val="fr-FR"/>
         </w:rPr>
-        <w:t> :{{TONG_TEXT}} )</w:t>
+        <w:t>(Bằng chữ</w:t>
+      </w:r>
+      <w:r>
+        <w:rPr>
+          <w:bCs/>
+          <w:color w:val="6373BA"/>
+          <w:sz w:val="26"/>
+          <w:szCs w:val="26"/>
+          <w:lang w:val="fr-FR"/>
+        </w:rPr>
+        <w:t> :{{</w:t>
+      </w:r>
+      <w:r>
+        <w:rPr>
+          <w:rFonts w:ascii="Courier New" w:hAnsi="Courier New" w:cs="Courier New"/>
+          <w:color w:val="6AAB73"/>
+          <w:sz w:val="20"/>
+          <w:szCs w:val="20"/>
+        </w:rPr>
+        <w:t xml:space="preserve"> </w:t>
+      </w:r>
+      <w:r>
+        <w:rPr>
+          <w:bCs/>
+          <w:color w:val="6373BA"/>
+          <w:sz w:val="26"/>
+          <w:szCs w:val="26"/>
+        </w:rPr>
+        <w:t>disbursementAmountText</w:t>
+      </w:r>
+      <w:r>
+        <w:rPr>
+          <w:bCs/>
+          <w:color w:val="6373BA"/>
+          <w:sz w:val="26"/>
+          <w:szCs w:val="26"/>
+          <w:lang w:val="fr-FR"/>
+        </w:rPr>
+        <w:t>}} )</w:t>
       </w:r>
       <w:r>
         <w:rPr>
@@ -1677,17 +1738,6 @@
       <w:r>
         <w:rPr>
           <w:sz w:val="24"/>
-        </w:rPr>
-        <w:t xml:space="preserve"> </w:t>
-      </w:r>
-      <w:r>
-        <w:rPr>
-          <w:b/>
-          <w:noProof/>
-          <w:color w:val="6373BA"/>
-          <w:sz w:val="26"/>
-          <w:szCs w:val="26"/>
-          <w:lang w:val="fr-FR"/>
         </w:rPr>
         <w:t xml:space="preserve"> </w:t>
       </w:r>
@@ -1949,11 +1999,11 @@
         <w:tblLook w:val="04A0" w:firstRow="1" w:lastRow="0" w:firstColumn="1" w:lastColumn="0" w:noHBand="0" w:noVBand="1"/>
       </w:tblPr>
       <w:tblGrid>
-        <w:gridCol w:w="537"/>
-        <w:gridCol w:w="3537"/>
+        <w:gridCol w:w="904"/>
+        <w:gridCol w:w="3336"/>
         <w:gridCol w:w="897"/>
-        <w:gridCol w:w="2373"/>
-        <w:gridCol w:w="2155"/>
+        <w:gridCol w:w="1888"/>
+        <w:gridCol w:w="2474"/>
       </w:tblGrid>
       <w:tr>
         <w:trPr>
@@ -1994,7 +2044,7 @@
         </w:tc>
         <w:tc>
           <w:tcPr>
-            <w:tcW w:w="1992" w:type="pct"/>
+            <w:tcW w:w="2131" w:type="pct"/>
             <w:tcBorders>
               <w:top w:val="single" w:sz="4" w:space="0" w:color="auto"/>
               <w:left w:val="nil"/>
@@ -2027,7 +2077,7 @@
         </w:tc>
         <w:tc>
           <w:tcPr>
-            <w:tcW w:w="475" w:type="pct"/>
+            <w:tcW w:w="458" w:type="pct"/>
             <w:tcBorders>
               <w:top w:val="single" w:sz="4" w:space="0" w:color="auto"/>
               <w:left w:val="nil"/>
@@ -2060,7 +2110,7 @@
         </w:tc>
         <w:tc>
           <w:tcPr>
-            <w:tcW w:w="1377" w:type="pct"/>
+            <w:tcW w:w="994" w:type="pct"/>
             <w:tcBorders>
               <w:top w:val="single" w:sz="4" w:space="0" w:color="auto"/>
               <w:left w:val="nil"/>
@@ -2103,7 +2153,7 @@
         </w:tc>
         <w:tc>
           <w:tcPr>
-            <w:tcW w:w="873" w:type="pct"/>
+            <w:tcW w:w="1134" w:type="pct"/>
             <w:tcBorders>
               <w:top w:val="single" w:sz="4" w:space="0" w:color="auto"/>
               <w:left w:val="nil"/>
@@ -2165,13 +2215,13 @@
                 <w:color w:val="000000"/>
                 <w:sz w:val="24"/>
               </w:rPr>
-              <w:t>1</w:t>
+              <w:t>{{stt}}</w:t>
             </w:r>
           </w:p>
         </w:tc>
         <w:tc>
           <w:tcPr>
-            <w:tcW w:w="1992" w:type="pct"/>
+            <w:tcW w:w="2131" w:type="pct"/>
             <w:tcBorders>
               <w:top w:val="nil"/>
               <w:left w:val="nil"/>
@@ -2319,7 +2369,7 @@
         </w:tc>
         <w:tc>
           <w:tcPr>
-            <w:tcW w:w="475" w:type="pct"/>
+            <w:tcW w:w="458" w:type="pct"/>
             <w:tcBorders>
               <w:top w:val="nil"/>
               <w:left w:val="nil"/>
@@ -2349,7 +2399,7 @@
         </w:tc>
         <w:tc>
           <w:tcPr>
-            <w:tcW w:w="1377" w:type="pct"/>
+            <w:tcW w:w="994" w:type="pct"/>
             <w:tcBorders>
               <w:top w:val="nil"/>
               <w:left w:val="nil"/>
@@ -2379,7 +2429,7 @@
         </w:tc>
         <w:tc>
           <w:tcPr>
-            <w:tcW w:w="873" w:type="pct"/>
+            <w:tcW w:w="1134" w:type="pct"/>
             <w:tcBorders>
               <w:top w:val="nil"/>
               <w:left w:val="nil"/>
@@ -2505,7 +2555,7 @@
         </w:tc>
         <w:tc>
           <w:tcPr>
-            <w:tcW w:w="1992" w:type="pct"/>
+            <w:tcW w:w="2131" w:type="pct"/>
             <w:tcBorders>
               <w:top w:val="nil"/>
               <w:left w:val="nil"/>
@@ -2539,7 +2589,7 @@
         </w:tc>
         <w:tc>
           <w:tcPr>
-            <w:tcW w:w="475" w:type="pct"/>
+            <w:tcW w:w="458" w:type="pct"/>
             <w:tcBorders>
               <w:top w:val="nil"/>
               <w:left w:val="nil"/>
@@ -2572,7 +2622,7 @@
         </w:tc>
         <w:tc>
           <w:tcPr>
-            <w:tcW w:w="1377" w:type="pct"/>
+            <w:tcW w:w="994" w:type="pct"/>
             <w:tcBorders>
               <w:top w:val="nil"/>
               <w:left w:val="nil"/>
@@ -2600,13 +2650,31 @@
                 <w:color w:val="EE0000"/>
                 <w:sz w:val="24"/>
               </w:rPr>
-              <w:t>{{TONG}}</w:t>
+              <w:t>{{</w:t>
+            </w:r>
+            <w:r>
+              <w:rPr>
+                <w:b/>
+                <w:bCs/>
+                <w:color w:val="EE0000"/>
+                <w:sz w:val="24"/>
+              </w:rPr>
+              <w:t>total_vehicle</w:t>
+            </w:r>
+            <w:r>
+              <w:rPr>
+                <w:b/>
+                <w:bCs/>
+                <w:color w:val="EE0000"/>
+                <w:sz w:val="24"/>
+              </w:rPr>
+              <w:t>}}</w:t>
             </w:r>
           </w:p>
         </w:tc>
         <w:tc>
           <w:tcPr>
-            <w:tcW w:w="873" w:type="pct"/>
+            <w:tcW w:w="1134" w:type="pct"/>
             <w:tcBorders>
               <w:top w:val="nil"/>
               <w:left w:val="nil"/>
@@ -2650,7 +2718,25 @@
                 <w:color w:val="6373BA"/>
                 <w:sz w:val="24"/>
               </w:rPr>
-              <w:t xml:space="preserve"> {{TONG_TEXT}}</w:t>
+              <w:t xml:space="preserve"> {{</w:t>
+            </w:r>
+            <w:r>
+              <w:rPr>
+                <w:b/>
+                <w:bCs/>
+                <w:color w:val="6373BA"/>
+                <w:sz w:val="24"/>
+              </w:rPr>
+              <w:t>total_vehicle_text</w:t>
+            </w:r>
+            <w:r>
+              <w:rPr>
+                <w:b/>
+                <w:bCs/>
+                <w:color w:val="6373BA"/>
+                <w:sz w:val="24"/>
+              </w:rPr>
+              <w:t>}}</w:t>
             </w:r>
             <w:r>
               <w:rPr>
@@ -2691,7 +2777,6 @@
           <w:sz w:val="26"/>
           <w:szCs w:val="26"/>
         </w:rPr>
-        <w:lastRenderedPageBreak/>
         <w:t>Tài liệu liên quan:</w:t>
       </w:r>
       <w:r>
@@ -2808,6 +2893,7 @@
           <w:sz w:val="26"/>
           <w:szCs w:val="26"/>
         </w:rPr>
+        <w:lastRenderedPageBreak/>
         <w:t>Công ty</w:t>
       </w:r>
       <w:r>
@@ -3290,67 +3376,99 @@
         <w:ind w:left="0" w:firstLine="567"/>
         <w:jc w:val="both"/>
         <w:rPr>
-          <w:bCs/>
-          <w:sz w:val="26"/>
-          <w:szCs w:val="26"/>
-        </w:rPr>
-      </w:pPr>
-      <w:r>
-        <w:rPr>
-          <w:noProof/>
-          <w:sz w:val="26"/>
-          <w:szCs w:val="26"/>
-        </w:rPr>
-        <w:t>Công ty</w:t>
-      </w:r>
-      <w:r>
-        <w:rPr>
-          <w:sz w:val="26"/>
-          <w:szCs w:val="26"/>
-        </w:rPr>
-        <w:t xml:space="preserve"> đồng ý để BIDV cung cấp các thông tin liên quan đến </w:t>
-      </w:r>
-      <w:r>
-        <w:rPr>
-          <w:bCs/>
-          <w:sz w:val="26"/>
-          <w:szCs w:val="26"/>
-        </w:rPr>
-        <w:t xml:space="preserve">hạn mức tín dụng, số dư tín dụng, lãi suất cho vay, phí của </w:t>
-      </w:r>
-      <w:r>
-        <w:rPr>
-          <w:bCs/>
-          <w:sz w:val="26"/>
-          <w:szCs w:val="26"/>
-        </w:rPr>
-        <w:t>Công ty</w:t>
-      </w:r>
-      <w:r>
-        <w:rPr>
-          <w:bCs/>
-          <w:sz w:val="26"/>
-          <w:szCs w:val="26"/>
-        </w:rPr>
-        <w:t xml:space="preserve"> tại BID</w:t>
-      </w:r>
-      <w:r>
-        <w:rPr>
-          <w:bCs/>
-          <w:sz w:val="26"/>
-          <w:szCs w:val="26"/>
-        </w:rPr>
-        <w:t xml:space="preserve">V phục vụ cho việc mua xe từ </w:t>
-      </w:r>
-      <w:r>
-        <w:rPr>
           <w:color w:val="FF0000"/>
           <w:spacing w:val="-2"/>
           <w:w w:val="105"/>
           <w:sz w:val="26"/>
           <w:szCs w:val="26"/>
         </w:rPr>
-        <w:t>{{manufacturer}}</w:t>
+      </w:pPr>
+      <w:r>
+        <w:rPr>
+          <w:noProof/>
+          <w:sz w:val="26"/>
+          <w:szCs w:val="26"/>
+        </w:rPr>
+        <w:t>Công ty</w:t>
+      </w:r>
+      <w:r>
+        <w:rPr>
+          <w:sz w:val="26"/>
+          <w:szCs w:val="26"/>
+        </w:rPr>
+        <w:t xml:space="preserve"> đồng ý để BIDV cung cấp các thông tin liên quan đến </w:t>
+      </w:r>
+      <w:r>
+        <w:rPr>
+          <w:bCs/>
+          <w:sz w:val="26"/>
+          <w:szCs w:val="26"/>
+        </w:rPr>
+        <w:t xml:space="preserve">hạn mức tín dụng, số dư tín dụng, lãi suất cho vay, phí của </w:t>
+      </w:r>
+      <w:r>
+        <w:rPr>
+          <w:bCs/>
+          <w:sz w:val="26"/>
+          <w:szCs w:val="26"/>
+        </w:rPr>
+        <w:t>Công ty</w:t>
+      </w:r>
+      <w:r>
+        <w:rPr>
+          <w:bCs/>
+          <w:sz w:val="26"/>
+          <w:szCs w:val="26"/>
+        </w:rPr>
+        <w:t xml:space="preserve"> tại BID</w:t>
+      </w:r>
+      <w:r>
+        <w:rPr>
+          <w:bCs/>
+          <w:sz w:val="26"/>
+          <w:szCs w:val="26"/>
+        </w:rPr>
+        <w:t xml:space="preserve">V phục vụ cho việc mua xe từ </w:t>
+      </w:r>
+      <w:r>
+        <w:rPr>
+          <w:color w:val="FF0000"/>
+          <w:spacing w:val="-2"/>
+          <w:w w:val="105"/>
+          <w:sz w:val="26"/>
+          <w:szCs w:val="26"/>
+        </w:rPr>
+        <w:t>{{</w:t>
+      </w:r>
+      <w:r>
+        <w:rPr>
+          <w:color w:val="FF0000"/>
+          <w:spacing w:val="-2"/>
+          <w:w w:val="105"/>
+          <w:sz w:val="26"/>
+          <w:szCs w:val="26"/>
+        </w:rPr>
+        <w:t>manufacturer_</w:t>
+      </w:r>
+      <w:r>
+        <w:rPr>
+          <w:color w:val="FF0000"/>
+          <w:spacing w:val="-2"/>
+          <w:w w:val="105"/>
+          <w:sz w:val="26"/>
+          <w:szCs w:val="26"/>
+        </w:rPr>
+        <w:t>name</w:t>
+      </w:r>
+      <w:r>
+        <w:rPr>
+          <w:color w:val="FF0000"/>
+          <w:spacing w:val="-2"/>
+          <w:w w:val="105"/>
+          <w:sz w:val="26"/>
+          <w:szCs w:val="26"/>
+        </w:rPr>
+        <w:t>}}</w:t>
       </w:r>
       <w:r>
         <w:rPr>
@@ -3378,7 +3496,46 @@
           <w:sz w:val="26"/>
           <w:szCs w:val="26"/>
         </w:rPr>
-        <w:t>{{manufacturer}}</w:t>
+        <w:t>{{</w:t>
+      </w:r>
+      <w:r>
+        <w:rPr>
+          <w:rFonts w:ascii="Courier New" w:hAnsi="Courier New" w:cs="Courier New"/>
+          <w:color w:val="6AAB73"/>
+          <w:sz w:val="20"/>
+          <w:szCs w:val="20"/>
+        </w:rPr>
+        <w:t xml:space="preserve"> </w:t>
+      </w:r>
+      <w:r>
+        <w:rPr>
+          <w:color w:val="FF0000"/>
+          <w:spacing w:val="-2"/>
+          <w:w w:val="105"/>
+          <w:sz w:val="26"/>
+          <w:szCs w:val="26"/>
+        </w:rPr>
+        <w:t>manufacturer_</w:t>
+      </w:r>
+      <w:r>
+        <w:rPr>
+          <w:color w:val="FF0000"/>
+          <w:spacing w:val="-2"/>
+          <w:w w:val="105"/>
+          <w:sz w:val="26"/>
+          <w:szCs w:val="26"/>
+        </w:rPr>
+        <w:t>name</w:t>
+      </w:r>
+      <w:r>
+        <w:rPr>
+          <w:color w:val="FF0000"/>
+          <w:spacing w:val="-2"/>
+          <w:w w:val="105"/>
+          <w:sz w:val="26"/>
+          <w:szCs w:val="26"/>
+        </w:rPr>
+        <w:t>}}</w:t>
       </w:r>
       <w:r>
         <w:rPr>
@@ -5656,7 +5813,6 @@
   <w:style w:type="character" w:default="1" w:styleId="DefaultParagraphFont">
     <w:name w:val="Default Paragraph Font"/>
     <w:uiPriority w:val="1"/>
-    <w:semiHidden/>
     <w:unhideWhenUsed/>
   </w:style>
   <w:style w:type="table" w:default="1" w:styleId="TableNormal">
@@ -5920,6 +6076,31 @@
         <w:insideV w:val="single" w:sz="4" w:space="0" w:color="000000"/>
       </w:tblBorders>
     </w:tblPr>
+  </w:style>
+  <w:style w:type="paragraph" w:styleId="HTMLPreformatted">
+    <w:name w:val="HTML Preformatted"/>
+    <w:basedOn w:val="Normal"/>
+    <w:link w:val="HTMLPreformattedChar"/>
+    <w:uiPriority w:val="99"/>
+    <w:semiHidden/>
+    <w:unhideWhenUsed/>
+    <w:rsid w:val="00152196"/>
+    <w:rPr>
+      <w:rFonts w:ascii="Consolas" w:hAnsi="Consolas"/>
+      <w:sz w:val="20"/>
+      <w:szCs w:val="20"/>
+    </w:rPr>
+  </w:style>
+  <w:style w:type="character" w:customStyle="1" w:styleId="HTMLPreformattedChar">
+    <w:name w:val="HTML Preformatted Char"/>
+    <w:basedOn w:val="DefaultParagraphFont"/>
+    <w:link w:val="HTMLPreformatted"/>
+    <w:uiPriority w:val="99"/>
+    <w:semiHidden/>
+    <w:rsid w:val="00152196"/>
+    <w:rPr>
+      <w:rFonts w:ascii="Consolas" w:eastAsia="Times New Roman" w:hAnsi="Consolas"/>
+    </w:rPr>
   </w:style>
 </w:styles>
 </file>

--- a/src/main/resources/templates/GiaiNgan/hop-dong-tin-dung-cu-the_K.docx
+++ b/src/main/resources/templates/GiaiNgan/hop-dong-tin-dung-cu-the_K.docx
@@ -62,7 +62,7 @@
                 <w:noProof/>
               </w:rPr>
               <w:drawing>
-                <wp:anchor distT="0" distB="0" distL="114300" distR="114300" simplePos="0" relativeHeight="251658240" behindDoc="0" locked="0" layoutInCell="1" allowOverlap="1" wp14:anchorId="0CFF7A80" wp14:editId="68E6F788">
+                <wp:anchor distT="0" distB="0" distL="114300" distR="114300" simplePos="0" relativeHeight="251658240" behindDoc="0" locked="0" layoutInCell="1" allowOverlap="1" wp14:anchorId="0CFF7A80" wp14:editId="6E22CEA3">
                   <wp:simplePos x="0" y="0"/>
                   <wp:positionH relativeFrom="column">
                     <wp:posOffset>0</wp:posOffset>
@@ -813,16 +813,36 @@
           <w:szCs w:val="26"/>
           <w:lang w:val="fr-FR"/>
         </w:rPr>
-        <w:t>Địa chỉ</w:t>
-      </w:r>
+        <w:t xml:space="preserve">Địa </w:t>
+      </w:r>
+      <w:proofErr w:type="gramStart"/>
       <w:r>
         <w:rPr>
           <w:spacing w:val="-6"/>
           <w:sz w:val="26"/>
           <w:szCs w:val="26"/>
+          <w:lang w:val="fr-FR"/>
+        </w:rPr>
+        <w:t>chỉ</w:t>
+      </w:r>
+      <w:r>
+        <w:rPr>
+          <w:spacing w:val="-6"/>
+          <w:sz w:val="26"/>
+          <w:szCs w:val="26"/>
           <w:lang w:val="x-none"/>
         </w:rPr>
-        <w:t xml:space="preserve">: </w:t>
+        <w:t>:</w:t>
+      </w:r>
+      <w:proofErr w:type="gramEnd"/>
+      <w:r>
+        <w:rPr>
+          <w:spacing w:val="-6"/>
+          <w:sz w:val="26"/>
+          <w:szCs w:val="26"/>
+          <w:lang w:val="x-none"/>
+        </w:rPr>
+        <w:t xml:space="preserve"> </w:t>
       </w:r>
       <w:r>
         <w:rPr>
@@ -905,6 +925,7 @@
         </w:rPr>
         <w:t xml:space="preserve"> : </w:t>
       </w:r>
+      <w:proofErr w:type="gramStart"/>
       <w:r>
         <w:rPr>
           <w:rFonts w:eastAsia="Calibri"/>
@@ -930,7 +951,17 @@
           <w:szCs w:val="26"/>
           <w:lang w:val="fr-FR"/>
         </w:rPr>
-        <w:t>66668  Fax: 0277.3878778</w:t>
+        <w:t>66668  Fax</w:t>
+      </w:r>
+      <w:proofErr w:type="gramEnd"/>
+      <w:r>
+        <w:rPr>
+          <w:rFonts w:eastAsia="Calibri"/>
+          <w:sz w:val="26"/>
+          <w:szCs w:val="26"/>
+          <w:lang w:val="fr-FR"/>
+        </w:rPr>
+        <w:t>: 0277.3878778</w:t>
       </w:r>
     </w:p>
     <w:p>
@@ -951,17 +982,28 @@
           <w:szCs w:val="26"/>
           <w:lang w:val="fr-FR"/>
         </w:rPr>
-        <w:t>Người đại diện</w:t>
-      </w:r>
+        <w:t xml:space="preserve">Người đại </w:t>
+      </w:r>
+      <w:proofErr w:type="gramStart"/>
       <w:r>
         <w:rPr>
           <w:color w:val="0000CC"/>
           <w:sz w:val="26"/>
           <w:szCs w:val="26"/>
+          <w:lang w:val="fr-FR"/>
+        </w:rPr>
+        <w:t>diện</w:t>
+      </w:r>
+      <w:r>
+        <w:rPr>
+          <w:color w:val="0000CC"/>
+          <w:sz w:val="26"/>
+          <w:szCs w:val="26"/>
           <w:lang w:val="x-none"/>
         </w:rPr>
         <w:t>:</w:t>
       </w:r>
+      <w:proofErr w:type="gramEnd"/>
       <w:r>
         <w:rPr>
           <w:color w:val="0000CC"/>
@@ -987,7 +1029,27 @@
           <w:szCs w:val="26"/>
           <w:lang w:val="fr-FR"/>
         </w:rPr>
-        <w:t>, chức vụ: Phó giám đốc.</w:t>
+        <w:t xml:space="preserve">, chức </w:t>
+      </w:r>
+      <w:proofErr w:type="gramStart"/>
+      <w:r>
+        <w:rPr>
+          <w:color w:val="0000CC"/>
+          <w:sz w:val="26"/>
+          <w:szCs w:val="26"/>
+          <w:lang w:val="fr-FR"/>
+        </w:rPr>
+        <w:t>vụ:</w:t>
+      </w:r>
+      <w:proofErr w:type="gramEnd"/>
+      <w:r>
+        <w:rPr>
+          <w:color w:val="0000CC"/>
+          <w:sz w:val="26"/>
+          <w:szCs w:val="26"/>
+          <w:lang w:val="fr-FR"/>
+        </w:rPr>
+        <w:t xml:space="preserve"> Phó giám đốc.</w:t>
       </w:r>
     </w:p>
     <w:p>
@@ -1009,17 +1071,28 @@
           <w:szCs w:val="26"/>
           <w:lang w:val="fr-FR"/>
         </w:rPr>
-        <w:t>Theo văn bản ủy quyền số</w:t>
-      </w:r>
+        <w:t xml:space="preserve">Theo văn bản ủy quyền </w:t>
+      </w:r>
+      <w:proofErr w:type="gramStart"/>
       <w:r>
         <w:rPr>
           <w:color w:val="0000CC"/>
           <w:sz w:val="26"/>
           <w:szCs w:val="26"/>
+          <w:lang w:val="fr-FR"/>
+        </w:rPr>
+        <w:t>số</w:t>
+      </w:r>
+      <w:r>
+        <w:rPr>
+          <w:color w:val="0000CC"/>
+          <w:sz w:val="26"/>
+          <w:szCs w:val="26"/>
           <w:lang w:val="x-none"/>
         </w:rPr>
         <w:t>:</w:t>
       </w:r>
+      <w:proofErr w:type="gramEnd"/>
       <w:r>
         <w:rPr>
           <w:color w:val="0000CC"/>
@@ -1287,8 +1360,18 @@
           <w:szCs w:val="26"/>
           <w:lang w:val="fr-FR"/>
         </w:rPr>
-        <w:t>ề nghị Ngân hàng cho Công ty vay số tiền là:</w:t>
-      </w:r>
+        <w:t xml:space="preserve">ề nghị Ngân hàng cho Công ty vay số tiền </w:t>
+      </w:r>
+      <w:proofErr w:type="gramStart"/>
+      <w:r>
+        <w:rPr>
+          <w:sz w:val="26"/>
+          <w:szCs w:val="26"/>
+          <w:lang w:val="fr-FR"/>
+        </w:rPr>
+        <w:t>là:</w:t>
+      </w:r>
+      <w:proofErr w:type="gramEnd"/>
       <w:r>
         <w:rPr>
           <w:b/>
@@ -1572,7 +1655,18 @@
           <w:szCs w:val="26"/>
           <w:lang w:val="fr-FR"/>
         </w:rPr>
-        <w:t xml:space="preserve">                 </w:t>
+        <w:t xml:space="preserve">              </w:t>
+      </w:r>
+      <w:proofErr w:type="gramStart"/>
+      <w:r>
+        <w:rPr>
+          <w:bCs/>
+          <w:color w:val="FF0000"/>
+          <w:sz w:val="26"/>
+          <w:szCs w:val="26"/>
+          <w:lang w:val="fr-FR"/>
+        </w:rPr>
+        <w:t xml:space="preserve">   </w:t>
       </w:r>
       <w:r>
         <w:rPr>
@@ -1583,8 +1677,9 @@
           <w:szCs w:val="26"/>
           <w:lang w:val="fr-FR"/>
         </w:rPr>
-        <w:t>{{</w:t>
-      </w:r>
+        <w:t>{</w:t>
+      </w:r>
+      <w:proofErr w:type="gramEnd"/>
       <w:r>
         <w:rPr>
           <w:b/>
@@ -1592,8 +1687,9 @@
           <w:color w:val="6373BA"/>
           <w:sz w:val="26"/>
           <w:szCs w:val="26"/>
-        </w:rPr>
-        <w:t>disbursementAmount</w:t>
+          <w:lang w:val="fr-FR"/>
+        </w:rPr>
+        <w:t>{</w:t>
       </w:r>
       <w:r>
         <w:rPr>
@@ -1602,19 +1698,19 @@
           <w:color w:val="6373BA"/>
           <w:sz w:val="26"/>
           <w:szCs w:val="26"/>
-          <w:lang w:val="fr-FR"/>
-        </w:rPr>
-        <w:t>}}</w:t>
-      </w:r>
-      <w:r>
-        <w:rPr>
+        </w:rPr>
+        <w:t>disbursementAmount</w:t>
+      </w:r>
+      <w:r>
+        <w:rPr>
+          <w:b/>
           <w:bCs/>
           <w:color w:val="6373BA"/>
           <w:sz w:val="26"/>
           <w:szCs w:val="26"/>
           <w:lang w:val="fr-FR"/>
         </w:rPr>
-        <w:t xml:space="preserve"> </w:t>
+        <w:t>}}</w:t>
       </w:r>
       <w:r>
         <w:rPr>
@@ -1624,7 +1720,7 @@
           <w:szCs w:val="26"/>
           <w:lang w:val="fr-FR"/>
         </w:rPr>
-        <w:t>(Bằng chữ</w:t>
+        <w:t xml:space="preserve"> </w:t>
       </w:r>
       <w:r>
         <w:rPr>
@@ -1634,26 +1730,20 @@
           <w:szCs w:val="26"/>
           <w:lang w:val="fr-FR"/>
         </w:rPr>
-        <w:t> :{{</w:t>
-      </w:r>
-      <w:r>
-        <w:rPr>
-          <w:rFonts w:ascii="Courier New" w:hAnsi="Courier New" w:cs="Courier New"/>
-          <w:color w:val="6AAB73"/>
-          <w:sz w:val="20"/>
-          <w:szCs w:val="20"/>
-        </w:rPr>
-        <w:t xml:space="preserve"> </w:t>
-      </w:r>
+        <w:t>(Bằng chữ</w:t>
+      </w:r>
+      <w:proofErr w:type="gramStart"/>
       <w:r>
         <w:rPr>
           <w:bCs/>
           <w:color w:val="6373BA"/>
           <w:sz w:val="26"/>
           <w:szCs w:val="26"/>
-        </w:rPr>
-        <w:t>disbursementAmountText</w:t>
-      </w:r>
+          <w:lang w:val="fr-FR"/>
+        </w:rPr>
+        <w:t> :{</w:t>
+      </w:r>
+      <w:proofErr w:type="gramEnd"/>
       <w:r>
         <w:rPr>
           <w:bCs/>
@@ -1662,8 +1752,39 @@
           <w:szCs w:val="26"/>
           <w:lang w:val="fr-FR"/>
         </w:rPr>
-        <w:t>}} )</w:t>
-      </w:r>
+        <w:t>{</w:t>
+      </w:r>
+      <w:r>
+        <w:rPr>
+          <w:bCs/>
+          <w:color w:val="6373BA"/>
+          <w:sz w:val="26"/>
+          <w:szCs w:val="26"/>
+        </w:rPr>
+        <w:t>disbursementAmountText</w:t>
+      </w:r>
+      <w:r>
+        <w:rPr>
+          <w:bCs/>
+          <w:color w:val="6373BA"/>
+          <w:sz w:val="26"/>
+          <w:szCs w:val="26"/>
+          <w:lang w:val="fr-FR"/>
+        </w:rPr>
+        <w:t>}</w:t>
+      </w:r>
+      <w:proofErr w:type="gramStart"/>
+      <w:r>
+        <w:rPr>
+          <w:bCs/>
+          <w:color w:val="6373BA"/>
+          <w:sz w:val="26"/>
+          <w:szCs w:val="26"/>
+          <w:lang w:val="fr-FR"/>
+        </w:rPr>
+        <w:t>} )</w:t>
+      </w:r>
+      <w:proofErr w:type="gramEnd"/>
       <w:r>
         <w:rPr>
           <w:bCs/>
@@ -2254,15 +2375,16 @@
                 <w:sz w:val="20"/>
                 <w:szCs w:val="20"/>
               </w:rPr>
-              <w:t>{{guarantee_rate}}</w:t>
-            </w:r>
+              <w:t>{{guarantee_rate</w:t>
+            </w:r>
+            <w:proofErr w:type="gramStart"/>
             <w:r>
               <w:rPr>
                 <w:color w:val="6373BA"/>
                 <w:sz w:val="20"/>
                 <w:szCs w:val="20"/>
               </w:rPr>
-              <w:t>% giá trị</w:t>
+              <w:t>}}</w:t>
             </w:r>
             <w:r>
               <w:rPr>
@@ -2270,29 +2392,16 @@
                 <w:sz w:val="20"/>
                 <w:szCs w:val="20"/>
               </w:rPr>
-              <w:t xml:space="preserve"> </w:t>
-            </w:r>
-            <w:r>
-              <w:rPr>
-                <w:sz w:val="20"/>
-                <w:szCs w:val="20"/>
-              </w:rPr>
-              <w:t>{{description}}</w:t>
-            </w:r>
+              <w:t>%</w:t>
+            </w:r>
+            <w:proofErr w:type="gramEnd"/>
             <w:r>
               <w:rPr>
                 <w:color w:val="6373BA"/>
                 <w:sz w:val="20"/>
                 <w:szCs w:val="20"/>
               </w:rPr>
-              <w:t>, số khung:</w:t>
-            </w:r>
-            <w:r>
-              <w:rPr>
-                <w:sz w:val="20"/>
-                <w:szCs w:val="20"/>
-              </w:rPr>
-              <w:t xml:space="preserve"> {{chassis}}</w:t>
+              <w:t xml:space="preserve"> giá trị</w:t>
             </w:r>
             <w:r>
               <w:rPr>
@@ -2300,14 +2409,14 @@
                 <w:sz w:val="20"/>
                 <w:szCs w:val="20"/>
               </w:rPr>
-              <w:t>, số máy:</w:t>
+              <w:t xml:space="preserve"> </w:t>
             </w:r>
             <w:r>
               <w:rPr>
                 <w:sz w:val="20"/>
                 <w:szCs w:val="20"/>
               </w:rPr>
-              <w:t xml:space="preserve"> {{engine}} </w:t>
+              <w:t>{{description}}</w:t>
             </w:r>
             <w:r>
               <w:rPr>
@@ -2315,7 +2424,14 @@
                 <w:sz w:val="20"/>
                 <w:szCs w:val="20"/>
               </w:rPr>
-              <w:t>theo bảo lãnh thanh toán số</w:t>
+              <w:t>, số khung:</w:t>
+            </w:r>
+            <w:r>
+              <w:rPr>
+                <w:sz w:val="20"/>
+                <w:szCs w:val="20"/>
+              </w:rPr>
+              <w:t xml:space="preserve"> {{chassis}}</w:t>
             </w:r>
             <w:r>
               <w:rPr>
@@ -2323,7 +2439,14 @@
                 <w:sz w:val="20"/>
                 <w:szCs w:val="20"/>
               </w:rPr>
-              <w:t>: {{TBL}}</w:t>
+              <w:t>, số máy:</w:t>
+            </w:r>
+            <w:r>
+              <w:rPr>
+                <w:sz w:val="20"/>
+                <w:szCs w:val="20"/>
+              </w:rPr>
+              <w:t xml:space="preserve"> {{engine}} </w:t>
             </w:r>
             <w:r>
               <w:rPr>
@@ -2331,7 +2454,41 @@
                 <w:sz w:val="20"/>
                 <w:szCs w:val="20"/>
               </w:rPr>
-              <w:t>(Ref</w:t>
+              <w:t>theo bảo lãnh thanh toán số</w:t>
+            </w:r>
+            <w:r>
+              <w:rPr>
+                <w:color w:val="6373BA"/>
+                <w:sz w:val="20"/>
+                <w:szCs w:val="20"/>
+              </w:rPr>
+              <w:t>: {{TBL</w:t>
+            </w:r>
+            <w:proofErr w:type="gramStart"/>
+            <w:r>
+              <w:rPr>
+                <w:color w:val="6373BA"/>
+                <w:sz w:val="20"/>
+                <w:szCs w:val="20"/>
+              </w:rPr>
+              <w:t>}}</w:t>
+            </w:r>
+            <w:r>
+              <w:rPr>
+                <w:color w:val="6373BA"/>
+                <w:sz w:val="20"/>
+                <w:szCs w:val="20"/>
+              </w:rPr>
+              <w:t>(</w:t>
+            </w:r>
+            <w:proofErr w:type="gramEnd"/>
+            <w:r>
+              <w:rPr>
+                <w:color w:val="6373BA"/>
+                <w:sz w:val="20"/>
+                <w:szCs w:val="20"/>
+              </w:rPr>
+              <w:t>Ref</w:t>
             </w:r>
             <w:r>
               <w:rPr>
@@ -2468,7 +2625,27 @@
                 <w:sz w:val="20"/>
                 <w:szCs w:val="20"/>
               </w:rPr>
-              <w:t>{{manufacturer}}</w:t>
+              <w:t>{{manufacturer</w:t>
+            </w:r>
+            <w:r>
+              <w:rPr>
+                <w:color w:val="FF0000"/>
+                <w:spacing w:val="-2"/>
+                <w:w w:val="105"/>
+                <w:sz w:val="20"/>
+                <w:szCs w:val="20"/>
+              </w:rPr>
+              <w:t>_name</w:t>
+            </w:r>
+            <w:r>
+              <w:rPr>
+                <w:color w:val="FF0000"/>
+                <w:spacing w:val="-2"/>
+                <w:w w:val="105"/>
+                <w:sz w:val="20"/>
+                <w:szCs w:val="20"/>
+              </w:rPr>
+              <w:t>}}</w:t>
             </w:r>
             <w:r>
               <w:rPr>
@@ -3448,17 +3625,7 @@
           <w:sz w:val="26"/>
           <w:szCs w:val="26"/>
         </w:rPr>
-        <w:t>manufacturer_</w:t>
-      </w:r>
-      <w:r>
-        <w:rPr>
-          <w:color w:val="FF0000"/>
-          <w:spacing w:val="-2"/>
-          <w:w w:val="105"/>
-          <w:sz w:val="26"/>
-          <w:szCs w:val="26"/>
-        </w:rPr>
-        <w:t>name</w:t>
+        <w:t>manufacturer_name</w:t>
       </w:r>
       <w:r>
         <w:rPr>
@@ -3500,32 +3667,13 @@
       </w:r>
       <w:r>
         <w:rPr>
-          <w:rFonts w:ascii="Courier New" w:hAnsi="Courier New" w:cs="Courier New"/>
-          <w:color w:val="6AAB73"/>
-          <w:sz w:val="20"/>
-          <w:szCs w:val="20"/>
-        </w:rPr>
-        <w:t xml:space="preserve"> </w:t>
-      </w:r>
-      <w:r>
-        <w:rPr>
           <w:color w:val="FF0000"/>
           <w:spacing w:val="-2"/>
           <w:w w:val="105"/>
           <w:sz w:val="26"/>
           <w:szCs w:val="26"/>
         </w:rPr>
-        <w:t>manufacturer_</w:t>
-      </w:r>
-      <w:r>
-        <w:rPr>
-          <w:color w:val="FF0000"/>
-          <w:spacing w:val="-2"/>
-          <w:w w:val="105"/>
-          <w:sz w:val="26"/>
-          <w:szCs w:val="26"/>
-        </w:rPr>
-        <w:t>name</w:t>
+        <w:t>manufacturer_name</w:t>
       </w:r>
       <w:r>
         <w:rPr>
@@ -5813,6 +5961,7 @@
   <w:style w:type="character" w:default="1" w:styleId="DefaultParagraphFont">
     <w:name w:val="Default Paragraph Font"/>
     <w:uiPriority w:val="1"/>
+    <w:semiHidden/>
     <w:unhideWhenUsed/>
   </w:style>
   <w:style w:type="table" w:default="1" w:styleId="TableNormal">
